--- a/tools/ksp-image-prompts/ручные_статьи_июнь/статья15_июнь_2026_pochemu-profilaktika-deshevle-lecheniya.docx
+++ b/tools/ksp-image-prompts/ручные_статьи_июнь/статья15_июнь_2026_pochemu-profilaktika-deshevle-lecheniya.docx
@@ -4,7 +4,21 @@
   <w:body>
     <w:p>
       <w:pPr>
-        <w:spacing w:after="240" w:before="0"/>
+        <w:spacing w:before="0" w:after="160" w:line="269" w:lineRule="auto"/>
+      </w:pPr>
+      <w:r>
+        <w:rPr>
+          <w:rFonts w:ascii="Arial" w:hAnsi="Arial"/>
+          <w:b/>
+          <w:color w:val="C00000"/>
+          <w:sz w:val="30"/>
+        </w:rPr>
+        <w:t>для Вконтакте:</w:t>
+      </w:r>
+    </w:p>
+    <w:p>
+      <w:pPr>
+        <w:spacing w:before="0" w:after="240" w:line="269" w:lineRule="auto"/>
       </w:pPr>
       <w:r>
         <w:rPr>
@@ -17,33 +31,7 @@
     </w:p>
     <w:p>
       <w:pPr>
-        <w:spacing w:after="160" w:before="0"/>
-      </w:pPr>
-      <w:r>
-        <w:rPr>
-          <w:rFonts w:ascii="Arial" w:hAnsi="Arial"/>
-          <w:b w:val="0"/>
-          <w:sz w:val="24"/>
-        </w:rPr>
-        <w:t>——————</w:t>
-      </w:r>
-    </w:p>
-    <w:p>
-      <w:pPr>
-        <w:spacing w:after="200" w:before="0"/>
-      </w:pPr>
-      <w:r>
-        <w:rPr>
-          <w:rFonts w:ascii="Arial" w:hAnsi="Arial"/>
-          <w:b/>
-          <w:sz w:val="28"/>
-        </w:rPr>
-        <w:t>Версия для ВКонтакте (ВК)</w:t>
-      </w:r>
-    </w:p>
-    <w:p>
-      <w:pPr>
-        <w:spacing w:after="80" w:before="0"/>
+        <w:spacing w:before="0" w:after="120" w:line="269" w:lineRule="auto"/>
       </w:pPr>
       <w:r>
         <w:rPr>
@@ -56,98 +44,140 @@
     </w:p>
     <w:p>
       <w:pPr>
-        <w:spacing w:after="80" w:before="0"/>
+        <w:spacing w:before="80" w:after="100" w:line="269" w:lineRule="auto"/>
       </w:pPr>
+      <w:r>
+        <w:rPr>
+          <w:rFonts w:ascii="Arial" w:hAnsi="Arial"/>
+          <w:b/>
+          <w:color w:val="1F4E79"/>
+          <w:sz w:val="26"/>
+        </w:rPr>
+        <w:t>📌 Почему так выходит</w:t>
+      </w:r>
+    </w:p>
+    <w:p>
+      <w:pPr>
+        <w:spacing w:after="80" w:line="269" w:lineRule="auto"/>
+      </w:pPr>
+      <w:r>
+        <w:rPr>
+          <w:rFonts w:ascii="Arial" w:hAnsi="Arial"/>
+          <w:b/>
+          <w:sz w:val="24"/>
+        </w:rPr>
+        <w:t xml:space="preserve">1. </w:t>
+      </w:r>
       <w:r>
         <w:rPr>
           <w:rFonts w:ascii="Arial" w:hAnsi="Arial"/>
           <w:b w:val="0"/>
           <w:sz w:val="24"/>
         </w:rPr>
-        <w:t>📌 Почему так выходит</w:t>
+        <w:t>Маленький кариес лечить проще и быстрее, чем глубокий.</w:t>
       </w:r>
     </w:p>
     <w:p>
       <w:pPr>
-        <w:spacing w:after="80" w:before="0"/>
+        <w:spacing w:after="80" w:line="269" w:lineRule="auto"/>
       </w:pPr>
+      <w:r>
+        <w:rPr>
+          <w:rFonts w:ascii="Arial" w:hAnsi="Arial"/>
+          <w:b/>
+          <w:sz w:val="24"/>
+        </w:rPr>
+        <w:t xml:space="preserve">2. </w:t>
+      </w:r>
       <w:r>
         <w:rPr>
           <w:rFonts w:ascii="Arial" w:hAnsi="Arial"/>
           <w:b w:val="0"/>
           <w:sz w:val="24"/>
         </w:rPr>
-        <w:t>1. Маленький кариес лечить проще и быстрее, чем глубокий.</w:t>
+        <w:t>Профчистка дешевле лечения осложнений воспаления дёсен.</w:t>
       </w:r>
     </w:p>
     <w:p>
       <w:pPr>
-        <w:spacing w:after="80" w:before="0"/>
+        <w:spacing w:after="80" w:line="269" w:lineRule="auto"/>
       </w:pPr>
+      <w:r>
+        <w:rPr>
+          <w:rFonts w:ascii="Arial" w:hAnsi="Arial"/>
+          <w:b/>
+          <w:sz w:val="24"/>
+        </w:rPr>
+        <w:t xml:space="preserve">3. </w:t>
+      </w:r>
       <w:r>
         <w:rPr>
           <w:rFonts w:ascii="Arial" w:hAnsi="Arial"/>
           <w:b w:val="0"/>
           <w:sz w:val="24"/>
         </w:rPr>
-        <w:t>2. Профчистка дешевле лечения осложнений воспаления дёсен.</w:t>
+        <w:t>Ранняя трещина или скол часто решаются небольшой реставрацией.</w:t>
       </w:r>
     </w:p>
     <w:p>
       <w:pPr>
-        <w:spacing w:after="80" w:before="0"/>
+        <w:spacing w:after="80" w:line="269" w:lineRule="auto"/>
       </w:pPr>
+      <w:r>
+        <w:rPr>
+          <w:rFonts w:ascii="Arial" w:hAnsi="Arial"/>
+          <w:b/>
+          <w:sz w:val="24"/>
+        </w:rPr>
+        <w:t xml:space="preserve">4. </w:t>
+      </w:r>
       <w:r>
         <w:rPr>
           <w:rFonts w:ascii="Arial" w:hAnsi="Arial"/>
           <w:b w:val="0"/>
           <w:sz w:val="24"/>
         </w:rPr>
-        <w:t>3. Ранняя трещина или скол часто решаются небольшой реставрацией.</w:t>
+        <w:t>Регулярный осмотр экономит экстренные визиты.</w:t>
       </w:r>
     </w:p>
     <w:p>
       <w:pPr>
-        <w:spacing w:after="80" w:before="0"/>
+        <w:spacing w:after="80" w:line="269" w:lineRule="auto"/>
       </w:pPr>
+      <w:r>
+        <w:rPr>
+          <w:rFonts w:ascii="Arial" w:hAnsi="Arial"/>
+          <w:b/>
+          <w:sz w:val="24"/>
+        </w:rPr>
+        <w:t xml:space="preserve">5. </w:t>
+      </w:r>
       <w:r>
         <w:rPr>
           <w:rFonts w:ascii="Arial" w:hAnsi="Arial"/>
           <w:b w:val="0"/>
           <w:sz w:val="24"/>
         </w:rPr>
-        <w:t>4. Регулярный осмотр экономит экстренные визиты.</w:t>
+        <w:t>Сохранённый свой зуб почти всегда выгоднее сложного восстановления позже.</w:t>
       </w:r>
     </w:p>
     <w:p>
       <w:pPr>
-        <w:spacing w:after="80" w:before="0"/>
+        <w:spacing w:before="80" w:after="100" w:line="269" w:lineRule="auto"/>
       </w:pPr>
       <w:r>
         <w:rPr>
           <w:rFonts w:ascii="Arial" w:hAnsi="Arial"/>
-          <w:b w:val="0"/>
-          <w:sz w:val="24"/>
-        </w:rPr>
-        <w:t>5. Сохранённый свой зуб почти всегда выгоднее сложного восстановления позже.</w:t>
-      </w:r>
-    </w:p>
-    <w:p>
-      <w:pPr>
-        <w:spacing w:after="80" w:before="0"/>
-      </w:pPr>
-      <w:r>
-        <w:rPr>
-          <w:rFonts w:ascii="Arial" w:hAnsi="Arial"/>
-          <w:b w:val="0"/>
-          <w:sz w:val="24"/>
+          <w:b/>
+          <w:color w:val="1F4E79"/>
+          <w:sz w:val="26"/>
         </w:rPr>
         <w:t>✅ Что входит в умную профилактику</w:t>
       </w:r>
     </w:p>
     <w:p>
       <w:pPr>
-        <w:spacing w:after="80" w:before="0"/>
+        <w:spacing w:before="0" w:after="60" w:line="269" w:lineRule="auto"/>
       </w:pPr>
       <w:r>
         <w:rPr>
@@ -160,7 +190,7 @@
     </w:p>
     <w:p>
       <w:pPr>
-        <w:spacing w:after="80" w:before="0"/>
+        <w:spacing w:before="0" w:after="60" w:line="269" w:lineRule="auto"/>
       </w:pPr>
       <w:r>
         <w:rPr>
@@ -173,7 +203,7 @@
     </w:p>
     <w:p>
       <w:pPr>
-        <w:spacing w:after="80" w:before="0"/>
+        <w:spacing w:before="0" w:after="60" w:line="269" w:lineRule="auto"/>
       </w:pPr>
       <w:r>
         <w:rPr>
@@ -186,7 +216,7 @@
     </w:p>
     <w:p>
       <w:pPr>
-        <w:spacing w:after="80" w:before="0"/>
+        <w:spacing w:before="0" w:after="60" w:line="269" w:lineRule="auto"/>
       </w:pPr>
       <w:r>
         <w:rPr>
@@ -199,7 +229,7 @@
     </w:p>
     <w:p>
       <w:pPr>
-        <w:spacing w:after="80" w:before="0"/>
+        <w:spacing w:before="0" w:after="60" w:line="269" w:lineRule="auto"/>
       </w:pPr>
       <w:r>
         <w:rPr>
@@ -212,7 +242,7 @@
     </w:p>
     <w:p>
       <w:pPr>
-        <w:spacing w:after="80" w:before="0"/>
+        <w:spacing w:before="0" w:after="60" w:line="269" w:lineRule="auto"/>
       </w:pPr>
       <w:r>
         <w:rPr>
@@ -225,20 +255,21 @@
     </w:p>
     <w:p>
       <w:pPr>
-        <w:spacing w:after="80" w:before="0"/>
+        <w:spacing w:before="80" w:after="100" w:line="269" w:lineRule="auto"/>
       </w:pPr>
       <w:r>
         <w:rPr>
           <w:rFonts w:ascii="Arial" w:hAnsi="Arial"/>
-          <w:b w:val="0"/>
-          <w:sz w:val="24"/>
+          <w:b/>
+          <w:color w:val="1F4E79"/>
+          <w:sz w:val="26"/>
         </w:rPr>
         <w:t>⚠️ Боль — плохой ориентир</w:t>
       </w:r>
     </w:p>
     <w:p>
       <w:pPr>
-        <w:spacing w:after="80" w:before="0"/>
+        <w:spacing w:before="0" w:after="120" w:line="269" w:lineRule="auto"/>
       </w:pPr>
       <w:r>
         <w:rPr>
@@ -251,20 +282,21 @@
     </w:p>
     <w:p>
       <w:pPr>
-        <w:spacing w:after="80" w:before="0"/>
+        <w:spacing w:before="80" w:after="100" w:line="269" w:lineRule="auto"/>
       </w:pPr>
       <w:r>
         <w:rPr>
           <w:rFonts w:ascii="Arial" w:hAnsi="Arial"/>
-          <w:b w:val="0"/>
-          <w:sz w:val="24"/>
+          <w:b/>
+          <w:color w:val="1F4E79"/>
+          <w:sz w:val="26"/>
         </w:rPr>
         <w:t>💡 Вывод</w:t>
       </w:r>
     </w:p>
     <w:p>
       <w:pPr>
-        <w:spacing w:after="80" w:before="0"/>
+        <w:spacing w:before="0" w:after="120" w:line="269" w:lineRule="auto"/>
       </w:pPr>
       <w:r>
         <w:rPr>
@@ -277,7 +309,133 @@
     </w:p>
     <w:p>
       <w:pPr>
-        <w:spacing w:after="80" w:before="0"/>
+        <w:spacing w:before="0" w:after="80" w:line="269" w:lineRule="auto"/>
+      </w:pPr>
+      <w:r>
+        <w:rPr>
+          <w:rFonts w:ascii="Arial" w:hAnsi="Arial"/>
+          <w:b/>
+          <w:sz w:val="24"/>
+        </w:rPr>
+        <w:t>📞 Запись в Королёвскую стоматологическую поликлинику: 8 (499) 490-55-55</w:t>
+      </w:r>
+    </w:p>
+    <w:p>
+      <w:pPr>
+        <w:spacing w:before="0" w:after="80" w:line="269" w:lineRule="auto"/>
+      </w:pPr>
+      <w:r>
+        <w:rPr>
+          <w:rFonts w:ascii="Arial" w:hAnsi="Arial"/>
+          <w:b/>
+          <w:sz w:val="24"/>
+        </w:rPr>
+        <w:t>🌐 https://clck.ru/3N8E8Q</w:t>
+      </w:r>
+    </w:p>
+    <w:p>
+      <w:pPr>
+        <w:spacing w:before="0" w:after="80" w:line="269" w:lineRule="auto"/>
+      </w:pPr>
+      <w:r>
+        <w:rPr>
+          <w:rFonts w:ascii="Arial" w:hAnsi="Arial"/>
+          <w:b w:val="0"/>
+          <w:sz w:val="24"/>
+        </w:rPr>
+        <w:t>#КоролёвскаяСтоматологическаяПоликлиника #КоролёвскаяСтоматология #стоматологияКоролёв</w:t>
+      </w:r>
+    </w:p>
+    <w:p>
+      <w:r>
+        <w:br w:type="page"/>
+      </w:r>
+    </w:p>
+    <w:p>
+      <w:pPr>
+        <w:spacing w:before="0" w:after="160" w:line="269" w:lineRule="auto"/>
+      </w:pPr>
+      <w:r>
+        <w:rPr>
+          <w:rFonts w:ascii="Arial" w:hAnsi="Arial"/>
+          <w:b/>
+          <w:color w:val="C00000"/>
+          <w:sz w:val="30"/>
+        </w:rPr>
+        <w:t>для Макс,Телеграм:</w:t>
+      </w:r>
+    </w:p>
+    <w:p>
+      <w:pPr>
+        <w:spacing w:before="0" w:after="240" w:line="269" w:lineRule="auto"/>
+      </w:pPr>
+      <w:r>
+        <w:rPr>
+          <w:rFonts w:ascii="Arial" w:hAnsi="Arial"/>
+          <w:b/>
+          <w:sz w:val="36"/>
+        </w:rPr>
+        <w:t>Почему профилактика дешевле лечения</w:t>
+      </w:r>
+    </w:p>
+    <w:p>
+      <w:pPr>
+        <w:spacing w:before="0" w:after="120" w:line="269" w:lineRule="auto"/>
+      </w:pPr>
+      <w:r>
+        <w:rPr>
+          <w:rFonts w:ascii="Arial" w:hAnsi="Arial"/>
+          <w:b w:val="0"/>
+          <w:sz w:val="24"/>
+        </w:rPr>
+        <w:t>💶🦷 Профилактика почти всегда дешевле сложного лечения.</w:t>
+      </w:r>
+    </w:p>
+    <w:p>
+      <w:pPr>
+        <w:spacing w:before="80" w:after="100" w:line="269" w:lineRule="auto"/>
+      </w:pPr>
+      <w:r>
+        <w:rPr>
+          <w:rFonts w:ascii="Arial" w:hAnsi="Arial"/>
+          <w:b/>
+          <w:color w:val="1F4E79"/>
+          <w:sz w:val="26"/>
+        </w:rPr>
+        <w:t>✅ Маленький кариес, ранняя кровь из дёсен или скол проще закрыть сразу, чем ждать боль и осложнения.</w:t>
+      </w:r>
+    </w:p>
+    <w:p>
+      <w:pPr>
+        <w:spacing w:before="80" w:after="100" w:line="269" w:lineRule="auto"/>
+      </w:pPr>
+      <w:r>
+        <w:rPr>
+          <w:rFonts w:ascii="Arial" w:hAnsi="Arial"/>
+          <w:b/>
+          <w:color w:val="1F4E79"/>
+          <w:sz w:val="26"/>
+        </w:rPr>
+        <w:t>📌 В умную профилактику входят осмотры, профчистка, ежедневная гигиена и межзубный уход.</w:t>
+      </w:r>
+    </w:p>
+    <w:p>
+      <w:pPr>
+        <w:spacing w:before="80" w:after="100" w:line="269" w:lineRule="auto"/>
+      </w:pPr>
+      <w:r>
+        <w:rPr>
+          <w:rFonts w:ascii="Arial" w:hAnsi="Arial"/>
+          <w:b/>
+          <w:color w:val="1F4E79"/>
+          <w:sz w:val="26"/>
+        </w:rPr>
+        <w:t>⚠️ Боль — плохой ориентир: многие проблемы долго молчат. Если давно не были у стоматолога, начните с осмотра.</w:t>
+      </w:r>
+    </w:p>
+    <w:p>
+      <w:pPr>
+        <w:spacing w:before="0" w:after="80" w:line="269" w:lineRule="auto"/>
       </w:pPr>
       <w:r>
         <w:rPr>
@@ -290,7 +448,7 @@
     </w:p>
     <w:p>
       <w:pPr>
-        <w:spacing w:after="80" w:before="0"/>
+        <w:spacing w:before="0" w:after="80" w:line="269" w:lineRule="auto"/>
       </w:pPr>
       <w:r>
         <w:rPr>
@@ -303,136 +461,7 @@
     </w:p>
     <w:p>
       <w:pPr>
-        <w:spacing w:after="80" w:before="0"/>
-      </w:pPr>
-      <w:r>
-        <w:rPr>
-          <w:rFonts w:ascii="Arial" w:hAnsi="Arial"/>
-          <w:b w:val="0"/>
-          <w:sz w:val="24"/>
-        </w:rPr>
-        <w:t>#КоролёвскаяСтоматологическаяПоликлиника #КоролёвскаяСтоматология #стоматологияКоролёв</w:t>
-      </w:r>
-    </w:p>
-    <w:p>
-      <w:pPr>
-        <w:spacing w:after="120" w:before="0"/>
-      </w:pPr>
-      <w:r>
-        <w:rPr>
-          <w:rFonts w:ascii="Arial" w:hAnsi="Arial"/>
-          <w:b w:val="0"/>
-          <w:sz w:val="24"/>
-        </w:rPr>
-      </w:r>
-    </w:p>
-    <w:p>
-      <w:pPr>
-        <w:spacing w:after="160" w:before="0"/>
-      </w:pPr>
-      <w:r>
-        <w:rPr>
-          <w:rFonts w:ascii="Arial" w:hAnsi="Arial"/>
-          <w:b w:val="0"/>
-          <w:sz w:val="24"/>
-        </w:rPr>
-        <w:t>——————</w:t>
-      </w:r>
-    </w:p>
-    <w:p>
-      <w:pPr>
-        <w:spacing w:after="200" w:before="0"/>
-      </w:pPr>
-      <w:r>
-        <w:rPr>
-          <w:rFonts w:ascii="Arial" w:hAnsi="Arial"/>
-          <w:b/>
-          <w:sz w:val="28"/>
-        </w:rPr>
-        <w:t>Версия для Telegram / MAX (ТГ)</w:t>
-      </w:r>
-    </w:p>
-    <w:p>
-      <w:pPr>
-        <w:spacing w:after="120" w:before="0"/>
-      </w:pPr>
-      <w:r>
-        <w:rPr>
-          <w:rFonts w:ascii="Arial" w:hAnsi="Arial"/>
-          <w:b/>
-          <w:sz w:val="26"/>
-        </w:rPr>
-        <w:t>💶🦷 Профилактика почти всегда дешевле сложного лечения.</w:t>
-      </w:r>
-    </w:p>
-    <w:p>
-      <w:pPr>
-        <w:spacing w:after="80" w:before="0"/>
-      </w:pPr>
-      <w:r>
-        <w:rPr>
-          <w:rFonts w:ascii="Arial" w:hAnsi="Arial"/>
-          <w:b w:val="0"/>
-          <w:sz w:val="24"/>
-        </w:rPr>
-        <w:t>✅ Маленький кариес, ранняя кровь из дёсен или скол проще закрыть сразу, чем ждать боль и осложнения.</w:t>
-      </w:r>
-    </w:p>
-    <w:p>
-      <w:pPr>
-        <w:spacing w:after="80" w:before="0"/>
-      </w:pPr>
-      <w:r>
-        <w:rPr>
-          <w:rFonts w:ascii="Arial" w:hAnsi="Arial"/>
-          <w:b w:val="0"/>
-          <w:sz w:val="24"/>
-        </w:rPr>
-        <w:t>📌 В умную профилактику входят осмотры, профчистка, ежедневная гигиена и межзубный уход.</w:t>
-      </w:r>
-    </w:p>
-    <w:p>
-      <w:pPr>
-        <w:spacing w:after="80" w:before="0"/>
-      </w:pPr>
-      <w:r>
-        <w:rPr>
-          <w:rFonts w:ascii="Arial" w:hAnsi="Arial"/>
-          <w:b w:val="0"/>
-          <w:sz w:val="24"/>
-        </w:rPr>
-        <w:t>⚠️ Боль — плохой ориентир: многие проблемы долго молчат. Если давно не были у стоматолога, начните с осмотра.</w:t>
-      </w:r>
-    </w:p>
-    <w:p>
-      <w:pPr>
-        <w:spacing w:after="80" w:before="0"/>
-      </w:pPr>
-      <w:r>
-        <w:rPr>
-          <w:rFonts w:ascii="Arial" w:hAnsi="Arial"/>
-          <w:b w:val="0"/>
-          <w:sz w:val="24"/>
-        </w:rPr>
-        <w:t>📞 Запись в Королёвскую стоматологическую поликлинику: 8 (499) 490-55-55</w:t>
-      </w:r>
-    </w:p>
-    <w:p>
-      <w:pPr>
-        <w:spacing w:after="80" w:before="0"/>
-      </w:pPr>
-      <w:r>
-        <w:rPr>
-          <w:rFonts w:ascii="Arial" w:hAnsi="Arial"/>
-          <w:b w:val="0"/>
-          <w:sz w:val="24"/>
-        </w:rPr>
-        <w:t>🌐 https://clck.ru/3N8E8Q</w:t>
-      </w:r>
-    </w:p>
-    <w:p>
-      <w:pPr>
-        <w:spacing w:after="80" w:before="0"/>
+        <w:spacing w:before="0" w:after="80" w:line="269" w:lineRule="auto"/>
       </w:pPr>
       <w:r>
         <w:rPr>
